--- a/PM/JashThakkarResume.docx
+++ b/PM/JashThakkarResume.docx
@@ -219,7 +219,7 @@
           <w:sz w:val="16"/>
           <w:szCs w:val="16"/>
         </w:rPr>
-        <w:t>July</w:t>
+        <w:t>May</w:t>
       </w:r>
       <w:r>
         <w:rPr>
@@ -626,70 +626,7 @@
           <w:sz w:val="16"/>
           <w:szCs w:val="16"/>
         </w:rPr>
-        <w:t>Conducted client</w:t>
-      </w:r>
-      <w:r>
-        <w:rPr>
-          <w:rFonts w:ascii="Times New Roman" w:hAnsi="Times New Roman" w:cs="Times New Roman"/>
-          <w:color w:val="000000" w:themeColor="text1"/>
-          <w:sz w:val="16"/>
-          <w:szCs w:val="16"/>
-        </w:rPr>
-        <w:t xml:space="preserve"> requirements </w:t>
-      </w:r>
-      <w:r>
-        <w:rPr>
-          <w:rFonts w:ascii="Times New Roman" w:hAnsi="Times New Roman" w:cs="Times New Roman"/>
-          <w:color w:val="000000" w:themeColor="text1"/>
-          <w:sz w:val="16"/>
-          <w:szCs w:val="16"/>
-        </w:rPr>
-        <w:t xml:space="preserve">discovery </w:t>
-      </w:r>
-      <w:r>
-        <w:rPr>
-          <w:rFonts w:ascii="Times New Roman" w:hAnsi="Times New Roman" w:cs="Times New Roman"/>
-          <w:color w:val="000000" w:themeColor="text1"/>
-          <w:sz w:val="16"/>
-          <w:szCs w:val="16"/>
-        </w:rPr>
-        <w:t xml:space="preserve">through conversations with clients </w:t>
-      </w:r>
-      <w:r>
-        <w:rPr>
-          <w:rFonts w:ascii="Times New Roman" w:hAnsi="Times New Roman" w:cs="Times New Roman"/>
-          <w:color w:val="000000" w:themeColor="text1"/>
-          <w:sz w:val="16"/>
-          <w:szCs w:val="16"/>
-        </w:rPr>
-        <w:t>to define scope, features, and business user needs</w:t>
-      </w:r>
-      <w:r>
-        <w:rPr>
-          <w:rFonts w:ascii="Times New Roman" w:hAnsi="Times New Roman" w:cs="Times New Roman"/>
-          <w:color w:val="000000" w:themeColor="text1"/>
-          <w:sz w:val="16"/>
-          <w:szCs w:val="16"/>
-        </w:rPr>
-        <w:t xml:space="preserve"> </w:t>
-      </w:r>
-      <w:r>
-        <w:rPr>
-          <w:rFonts w:ascii="Times New Roman" w:hAnsi="Times New Roman" w:cs="Times New Roman"/>
-          <w:color w:val="000000" w:themeColor="text1"/>
-          <w:sz w:val="16"/>
-          <w:szCs w:val="16"/>
-        </w:rPr>
-        <w:t xml:space="preserve">into </w:t>
-      </w:r>
-      <w:r>
-        <w:rPr>
-          <w:rFonts w:ascii="Times New Roman" w:hAnsi="Times New Roman" w:cs="Times New Roman"/>
-          <w:color w:val="000000" w:themeColor="text1"/>
-          <w:sz w:val="16"/>
-          <w:szCs w:val="16"/>
-        </w:rPr>
-        <w:t>technical solutions demonstrating strong communication and product thinking skills.</w:t>
+        <w:t>Conducted client requirements discovery through conversations with clients to define scope, features, and business user needs into technical solutions demonstrating strong communication and product thinking skills.</w:t>
       </w:r>
     </w:p>
     <w:p>
@@ -1621,25 +1558,7 @@
           <w:sz w:val="16"/>
           <w:szCs w:val="16"/>
         </w:rPr>
-        <w:t>Developed animated visual cues and real time countdowns to effectively demonstrate the four-step box breathing process complemented by customizable</w:t>
-      </w:r>
-      <w:r>
-        <w:rPr>
-          <w:rFonts w:ascii="Times New Roman" w:hAnsi="Times New Roman" w:cs="Times New Roman"/>
-          <w:color w:val="000000" w:themeColor="text1"/>
-          <w:sz w:val="16"/>
-          <w:szCs w:val="16"/>
-        </w:rPr>
-        <w:t xml:space="preserve"> </w:t>
-      </w:r>
-      <w:r>
-        <w:rPr>
-          <w:rFonts w:ascii="Times New Roman" w:hAnsi="Times New Roman" w:cs="Times New Roman"/>
-          <w:color w:val="000000" w:themeColor="text1"/>
-          <w:sz w:val="16"/>
-          <w:szCs w:val="16"/>
-        </w:rPr>
-        <w:t xml:space="preserve">haptic feedback. </w:t>
+        <w:t xml:space="preserve">Developed animated visual cues and real time countdowns to effectively demonstrate the four-step box breathing process complemented by customizable haptic feedback. </w:t>
       </w:r>
     </w:p>
     <w:p>
@@ -1757,25 +1676,7 @@
           <w:sz w:val="16"/>
           <w:szCs w:val="16"/>
         </w:rPr>
-        <w:t>Designed a modular interface with dedicated pages for Home, Breathing, Log, Settings, and informational guidance, providing clear instructions on the</w:t>
-      </w:r>
-      <w:r>
-        <w:rPr>
-          <w:rFonts w:ascii="Times New Roman" w:hAnsi="Times New Roman" w:cs="Times New Roman"/>
-          <w:color w:val="000000" w:themeColor="text1"/>
-          <w:sz w:val="16"/>
-          <w:szCs w:val="16"/>
-        </w:rPr>
-        <w:t xml:space="preserve"> </w:t>
-      </w:r>
-      <w:r>
-        <w:rPr>
-          <w:rFonts w:ascii="Times New Roman" w:hAnsi="Times New Roman" w:cs="Times New Roman"/>
-          <w:color w:val="000000" w:themeColor="text1"/>
-          <w:sz w:val="16"/>
-          <w:szCs w:val="16"/>
-        </w:rPr>
-        <w:t>benefits and techniques of box breathing.</w:t>
+        <w:t>Designed a modular interface with dedicated pages for Home, Breathing, Log, Settings, and informational guidance, providing clear instructions on the benefits and techniques of box breathing.</w:t>
       </w:r>
     </w:p>
     <w:p>
